--- a/pw-worship-retreat-2026/기획안/PW_Worship_Retreat_2026_1차_기획안.docx
+++ b/pw-worship-retreat-2026/기획안/PW_Worship_Retreat_2026_1차_기획안.docx
@@ -72,6 +72,253 @@
         </w:rPr>
         <w:t xml:space="preserve">현재 팀 상태는 무너진 상태가 아니라, '운영되는 팀'에서 '함께 만들어가는 팀'으로 넘어가는 전환기로 판단했습니다. 이에 따라 방향을 Rebuild가 아닌 Renew로 잡았고, 핵심 키워드로 Ownership(주인의식)을 정했습니다.</w:t>
       </w:r>
+    </w:p>
+    <w:p>
+      <w:pPr>
+        <w:spacing w:after="150"/>
+      </w:pPr>
+      <w:r>
+        <w:rPr>
+          <w:rFonts w:ascii="맑은 고딕" w:cs="맑은 고딕" w:eastAsia="맑은 고딕" w:hAnsi="맑은 고딕"/>
+        </w:rPr>
+        <w:t xml:space="preserve">이 판단의 근거가 된 워십 컨퍼런스(최성애 간사, 아이자야씩스티원) 원본 자료는 Rebuild(성벽 재건), Restore(관계 회복), Renew(다음세대를 새롭게)라는 세 미션을 제시합니다. 저희 팀은 무너진 상태가 아니므로 Rebuild보다 Renew를 중심축으로 삼되, Restore(관계 회복)의 요소는 회고·나눔 활동(Remember, See Others) 전반에 자연스럽게 녹아 있습니다.</w:t>
+      </w:r>
+    </w:p>
+    <w:p>
+      <w:pPr>
+        <w:pStyle w:val="Heading2"/>
+        <w:spacing w:after="150" w:before="300"/>
+      </w:pPr>
+      <w:r>
+        <w:t xml:space="preserve">ABCDE 원칙의 적용</w:t>
+      </w:r>
+    </w:p>
+    <w:p>
+      <w:pPr>
+        <w:spacing w:after="150"/>
+      </w:pPr>
+      <w:r>
+        <w:rPr>
+          <w:rFonts w:ascii="맑은 고딕" w:cs="맑은 고딕" w:eastAsia="맑은 고딕" w:hAnsi="맑은 고딕"/>
+        </w:rPr>
+        <w:t xml:space="preserve">컨퍼런스는 '무엇을 넣을 것인가'보다 '왜 그것을 넣는가'를 묻는 5가지 기준(ABCDE)을 제시합니다. 이를 리트릿에 다음과 같이 적용했습니다.</w:t>
+      </w:r>
+    </w:p>
+    <w:tbl>
+      <w:tblPr>
+        <w:tblW w:type="dxa" w:w="9000"/>
+        <w:tblBorders>
+          <w:top w:val="single" w:color="auto" w:sz="4"/>
+          <w:left w:val="single" w:color="auto" w:sz="4"/>
+          <w:bottom w:val="single" w:color="auto" w:sz="4"/>
+          <w:right w:val="single" w:color="auto" w:sz="4"/>
+          <w:insideH w:val="single" w:color="auto" w:sz="4"/>
+          <w:insideV w:val="single" w:color="auto" w:sz="4"/>
+        </w:tblBorders>
+      </w:tblPr>
+      <w:tblGrid>
+        <w:gridCol w:w="2500"/>
+        <w:gridCol w:w="6500"/>
+      </w:tblGrid>
+      <w:tr>
+        <w:tc>
+          <w:tcPr>
+            <w:tcW w:type="dxa" w:w="2500"/>
+            <w:shd w:fill="E8E4DC" w:color="auto" w:val="clear"/>
+          </w:tcPr>
+          <w:p>
+            <w:r>
+              <w:rPr>
+                <w:rFonts w:ascii="맑은 고딕" w:cs="맑은 고딕" w:eastAsia="맑은 고딕" w:hAnsi="맑은 고딕"/>
+                <w:b/>
+                <w:bCs/>
+              </w:rPr>
+              <w:t xml:space="preserve">원칙</w:t>
+            </w:r>
+          </w:p>
+        </w:tc>
+        <w:tc>
+          <w:tcPr>
+            <w:tcW w:type="dxa" w:w="6500"/>
+            <w:shd w:fill="E8E4DC" w:color="auto" w:val="clear"/>
+          </w:tcPr>
+          <w:p>
+            <w:r>
+              <w:rPr>
+                <w:rFonts w:ascii="맑은 고딕" w:cs="맑은 고딕" w:eastAsia="맑은 고딕" w:hAnsi="맑은 고딕"/>
+                <w:b/>
+                <w:bCs/>
+              </w:rPr>
+              <w:t xml:space="preserve">리트릿 적용</w:t>
+            </w:r>
+          </w:p>
+        </w:tc>
+      </w:tr>
+      <w:tr>
+        <w:tc>
+          <w:tcPr>
+            <w:tcW w:type="dxa" w:w="2500"/>
+          </w:tcPr>
+          <w:p>
+            <w:r>
+              <w:rPr>
+                <w:rFonts w:ascii="맑은 고딕" w:cs="맑은 고딕" w:eastAsia="맑은 고딕" w:hAnsi="맑은 고딕"/>
+                <w:b w:val="false"/>
+                <w:bCs w:val="false"/>
+              </w:rPr>
+              <w:t xml:space="preserve">Authenticity</w:t>
+            </w:r>
+          </w:p>
+        </w:tc>
+        <w:tc>
+          <w:tcPr>
+            <w:tcW w:type="dxa" w:w="6500"/>
+          </w:tcPr>
+          <w:p>
+            <w:r>
+              <w:rPr>
+                <w:rFonts w:ascii="맑은 고딕" w:cs="맑은 고딕" w:eastAsia="맑은 고딕" w:hAnsi="맑은 고딕"/>
+                <w:b w:val="false"/>
+                <w:bCs w:val="false"/>
+              </w:rPr>
+              <w:t xml:space="preserve">우리 리트릿만의 방향 (Renew·Ownership)</w:t>
+            </w:r>
+          </w:p>
+        </w:tc>
+      </w:tr>
+      <w:tr>
+        <w:tc>
+          <w:tcPr>
+            <w:tcW w:type="dxa" w:w="2500"/>
+          </w:tcPr>
+          <w:p>
+            <w:r>
+              <w:rPr>
+                <w:rFonts w:ascii="맑은 고딕" w:cs="맑은 고딕" w:eastAsia="맑은 고딕" w:hAnsi="맑은 고딕"/>
+                <w:b w:val="false"/>
+                <w:bCs w:val="false"/>
+              </w:rPr>
+              <w:t xml:space="preserve">Balance</w:t>
+            </w:r>
+          </w:p>
+        </w:tc>
+        <w:tc>
+          <w:tcPr>
+            <w:tcW w:type="dxa" w:w="6500"/>
+          </w:tcPr>
+          <w:p>
+            <w:r>
+              <w:rPr>
+                <w:rFonts w:ascii="맑은 고딕" w:cs="맑은 고딕" w:eastAsia="맑은 고딕" w:hAnsi="맑은 고딕"/>
+                <w:b w:val="false"/>
+                <w:bCs w:val="false"/>
+              </w:rPr>
+              <w:t xml:space="preserve">쉼과 나눔, 재미와 진지함, 하나님과 공동체, 기존·신규 멤버 사이의 균형</w:t>
+            </w:r>
+          </w:p>
+        </w:tc>
+      </w:tr>
+      <w:tr>
+        <w:tc>
+          <w:tcPr>
+            <w:tcW w:type="dxa" w:w="2500"/>
+          </w:tcPr>
+          <w:p>
+            <w:r>
+              <w:rPr>
+                <w:rFonts w:ascii="맑은 고딕" w:cs="맑은 고딕" w:eastAsia="맑은 고딕" w:hAnsi="맑은 고딕"/>
+                <w:b w:val="false"/>
+                <w:bCs w:val="false"/>
+              </w:rPr>
+              <w:t xml:space="preserve">Connection</w:t>
+            </w:r>
+          </w:p>
+        </w:tc>
+        <w:tc>
+          <w:tcPr>
+            <w:tcW w:type="dxa" w:w="6500"/>
+          </w:tcPr>
+          <w:p>
+            <w:r>
+              <w:rPr>
+                <w:rFonts w:ascii="맑은 고딕" w:cs="맑은 고딕" w:eastAsia="맑은 고딕" w:hAnsi="맑은 고딕"/>
+                <w:b w:val="false"/>
+                <w:bCs w:val="false"/>
+              </w:rPr>
+              <w:t xml:space="preserve">하나님, 서로, 찬양팀, 사역 목적과의 연결</w:t>
+            </w:r>
+          </w:p>
+        </w:tc>
+      </w:tr>
+      <w:tr>
+        <w:tc>
+          <w:tcPr>
+            <w:tcW w:type="dxa" w:w="2500"/>
+          </w:tcPr>
+          <w:p>
+            <w:r>
+              <w:rPr>
+                <w:rFonts w:ascii="맑은 고딕" w:cs="맑은 고딕" w:eastAsia="맑은 고딕" w:hAnsi="맑은 고딕"/>
+                <w:b w:val="false"/>
+                <w:bCs w:val="false"/>
+              </w:rPr>
+              <w:t xml:space="preserve">Dedication</w:t>
+            </w:r>
+          </w:p>
+        </w:tc>
+        <w:tc>
+          <w:tcPr>
+            <w:tcW w:type="dxa" w:w="6500"/>
+          </w:tcPr>
+          <w:p>
+            <w:r>
+              <w:rPr>
+                <w:rFonts w:ascii="맑은 고딕" w:cs="맑은 고딕" w:eastAsia="맑은 고딕" w:hAnsi="맑은 고딕"/>
+                <w:b w:val="false"/>
+                <w:bCs w:val="false"/>
+              </w:rPr>
+              <w:t xml:space="preserve">하반기 팀을 위해 각자가 선택할 작은 실천</w:t>
+            </w:r>
+          </w:p>
+        </w:tc>
+      </w:tr>
+      <w:tr>
+        <w:tc>
+          <w:tcPr>
+            <w:tcW w:type="dxa" w:w="2500"/>
+          </w:tcPr>
+          <w:p>
+            <w:r>
+              <w:rPr>
+                <w:rFonts w:ascii="맑은 고딕" w:cs="맑은 고딕" w:eastAsia="맑은 고딕" w:hAnsi="맑은 고딕"/>
+                <w:b w:val="false"/>
+                <w:bCs w:val="false"/>
+              </w:rPr>
+              <w:t xml:space="preserve">Empowerment</w:t>
+            </w:r>
+          </w:p>
+        </w:tc>
+        <w:tc>
+          <w:tcPr>
+            <w:tcW w:type="dxa" w:w="6500"/>
+          </w:tcPr>
+          <w:p>
+            <w:r>
+              <w:rPr>
+                <w:rFonts w:ascii="맑은 고딕" w:cs="맑은 고딕" w:eastAsia="맑은 고딕" w:hAnsi="맑은 고딕"/>
+                <w:b w:val="false"/>
+                <w:bCs w:val="false"/>
+              </w:rPr>
+              <w:t xml:space="preserve">리트릿 이후 실제 팀 문화에 남는 변화</w:t>
+            </w:r>
+          </w:p>
+        </w:tc>
+      </w:tr>
+    </w:tbl>
+    <w:p>
+      <w:pPr>
+        <w:spacing w:after="200"/>
+      </w:pPr>
     </w:p>
     <w:p>
       <w:pPr>
@@ -836,6 +1083,201 @@
         </w:rPr>
         <w:t xml:space="preserve">리트릿 내 예배와 기도는 프로그램 하나가 아니라 모든 경험을 하나님께 연결하는 축으로 배치합니다: 쉼 → Remember → Discover → 예배 → See Others → Dream Together → 기도 → Respond.</w:t>
       </w:r>
+    </w:p>
+    <w:p>
+      <w:pPr>
+        <w:spacing w:after="150"/>
+      </w:pPr>
+      <w:r>
+        <w:rPr>
+          <w:rFonts w:ascii="맑은 고딕" w:cs="맑은 고딕" w:eastAsia="맑은 고딕" w:hAnsi="맑은 고딕"/>
+        </w:rPr>
+        <w:t xml:space="preserve">컨퍼런스 원본의 예배 4중 구조(초청-말씀-응답-파송)를 리트릿 흐름에 대응시키면 다음과 같습니다.</w:t>
+      </w:r>
+    </w:p>
+    <w:tbl>
+      <w:tblPr>
+        <w:tblW w:type="dxa" w:w="9000"/>
+        <w:tblBorders>
+          <w:top w:val="single" w:color="auto" w:sz="4"/>
+          <w:left w:val="single" w:color="auto" w:sz="4"/>
+          <w:bottom w:val="single" w:color="auto" w:sz="4"/>
+          <w:right w:val="single" w:color="auto" w:sz="4"/>
+          <w:insideH w:val="single" w:color="auto" w:sz="4"/>
+          <w:insideV w:val="single" w:color="auto" w:sz="4"/>
+        </w:tblBorders>
+      </w:tblPr>
+      <w:tblGrid>
+        <w:gridCol w:w="3000"/>
+        <w:gridCol w:w="6000"/>
+      </w:tblGrid>
+      <w:tr>
+        <w:tc>
+          <w:tcPr>
+            <w:tcW w:type="dxa" w:w="3000"/>
+            <w:shd w:fill="E8E4DC" w:color="auto" w:val="clear"/>
+          </w:tcPr>
+          <w:p>
+            <w:r>
+              <w:rPr>
+                <w:rFonts w:ascii="맑은 고딕" w:cs="맑은 고딕" w:eastAsia="맑은 고딕" w:hAnsi="맑은 고딕"/>
+                <w:b/>
+                <w:bCs/>
+              </w:rPr>
+              <w:t xml:space="preserve">원본 구조</w:t>
+            </w:r>
+          </w:p>
+        </w:tc>
+        <w:tc>
+          <w:tcPr>
+            <w:tcW w:type="dxa" w:w="6000"/>
+            <w:shd w:fill="E8E4DC" w:color="auto" w:val="clear"/>
+          </w:tcPr>
+          <w:p>
+            <w:r>
+              <w:rPr>
+                <w:rFonts w:ascii="맑은 고딕" w:cs="맑은 고딕" w:eastAsia="맑은 고딕" w:hAnsi="맑은 고딕"/>
+                <w:b/>
+                <w:bCs/>
+              </w:rPr>
+              <w:t xml:space="preserve">리트릿 대응</w:t>
+            </w:r>
+          </w:p>
+        </w:tc>
+      </w:tr>
+      <w:tr>
+        <w:tc>
+          <w:tcPr>
+            <w:tcW w:type="dxa" w:w="3000"/>
+          </w:tcPr>
+          <w:p>
+            <w:r>
+              <w:rPr>
+                <w:rFonts w:ascii="맑은 고딕" w:cs="맑은 고딕" w:eastAsia="맑은 고딕" w:hAnsi="맑은 고딕"/>
+                <w:b w:val="false"/>
+                <w:bCs w:val="false"/>
+              </w:rPr>
+              <w:t xml:space="preserve">초청</w:t>
+            </w:r>
+          </w:p>
+        </w:tc>
+        <w:tc>
+          <w:tcPr>
+            <w:tcW w:type="dxa" w:w="6000"/>
+          </w:tcPr>
+          <w:p>
+            <w:r>
+              <w:rPr>
+                <w:rFonts w:ascii="맑은 고딕" w:cs="맑은 고딕" w:eastAsia="맑은 고딕" w:hAnsi="맑은 고딕"/>
+                <w:b w:val="false"/>
+                <w:bCs w:val="false"/>
+              </w:rPr>
+              <w:t xml:space="preserve">Remember → Discover</w:t>
+            </w:r>
+          </w:p>
+        </w:tc>
+      </w:tr>
+      <w:tr>
+        <w:tc>
+          <w:tcPr>
+            <w:tcW w:type="dxa" w:w="3000"/>
+          </w:tcPr>
+          <w:p>
+            <w:r>
+              <w:rPr>
+                <w:rFonts w:ascii="맑은 고딕" w:cs="맑은 고딕" w:eastAsia="맑은 고딕" w:hAnsi="맑은 고딕"/>
+                <w:b w:val="false"/>
+                <w:bCs w:val="false"/>
+              </w:rPr>
+              <w:t xml:space="preserve">말씀</w:t>
+            </w:r>
+          </w:p>
+        </w:tc>
+        <w:tc>
+          <w:tcPr>
+            <w:tcW w:type="dxa" w:w="6000"/>
+          </w:tcPr>
+          <w:p>
+            <w:r>
+              <w:rPr>
+                <w:rFonts w:ascii="맑은 고딕" w:cs="맑은 고딕" w:eastAsia="맑은 고딕" w:hAnsi="맑은 고딕"/>
+                <w:b w:val="false"/>
+                <w:bCs w:val="false"/>
+              </w:rPr>
+              <w:t xml:space="preserve">예배 (전도사님 메시지)</w:t>
+            </w:r>
+          </w:p>
+        </w:tc>
+      </w:tr>
+      <w:tr>
+        <w:tc>
+          <w:tcPr>
+            <w:tcW w:type="dxa" w:w="3000"/>
+          </w:tcPr>
+          <w:p>
+            <w:r>
+              <w:rPr>
+                <w:rFonts w:ascii="맑은 고딕" w:cs="맑은 고딕" w:eastAsia="맑은 고딕" w:hAnsi="맑은 고딕"/>
+                <w:b w:val="false"/>
+                <w:bCs w:val="false"/>
+              </w:rPr>
+              <w:t xml:space="preserve">응답 - 기도</w:t>
+            </w:r>
+          </w:p>
+        </w:tc>
+        <w:tc>
+          <w:tcPr>
+            <w:tcW w:type="dxa" w:w="6000"/>
+          </w:tcPr>
+          <w:p>
+            <w:r>
+              <w:rPr>
+                <w:rFonts w:ascii="맑은 고딕" w:cs="맑은 고딕" w:eastAsia="맑은 고딕" w:hAnsi="맑은 고딕"/>
+                <w:b w:val="false"/>
+                <w:bCs w:val="false"/>
+              </w:rPr>
+              <w:t xml:space="preserve">See Others → Dream Together → 기도</w:t>
+            </w:r>
+          </w:p>
+        </w:tc>
+      </w:tr>
+      <w:tr>
+        <w:tc>
+          <w:tcPr>
+            <w:tcW w:type="dxa" w:w="3000"/>
+          </w:tcPr>
+          <w:p>
+            <w:r>
+              <w:rPr>
+                <w:rFonts w:ascii="맑은 고딕" w:cs="맑은 고딕" w:eastAsia="맑은 고딕" w:hAnsi="맑은 고딕"/>
+                <w:b w:val="false"/>
+                <w:bCs w:val="false"/>
+              </w:rPr>
+              <w:t xml:space="preserve">파송 - 헌금/자비량</w:t>
+            </w:r>
+          </w:p>
+        </w:tc>
+        <w:tc>
+          <w:tcPr>
+            <w:tcW w:type="dxa" w:w="6000"/>
+          </w:tcPr>
+          <w:p>
+            <w:r>
+              <w:rPr>
+                <w:rFonts w:ascii="맑은 고딕" w:cs="맑은 고딕" w:eastAsia="맑은 고딕" w:hAnsi="맑은 고딕"/>
+                <w:b w:val="false"/>
+                <w:bCs w:val="false"/>
+              </w:rPr>
+              <w:t xml:space="preserve">Respond (스스로 어떤 사람이 될지 선택)</w:t>
+            </w:r>
+          </w:p>
+        </w:tc>
+      </w:tr>
+    </w:tbl>
+    <w:p>
+      <w:pPr>
+        <w:spacing w:after="200"/>
+      </w:pPr>
     </w:p>
     <w:p>
       <w:pPr>
